--- a/03_Outputs/final scripts/fr/Module 1/1.1.0-fr.docx
+++ b/03_Outputs/final scripts/fr/Module 1/1.1.0-fr.docx
@@ -9,17 +9,17 @@
     </w:p>
     <w:p>
       <w:r>
-        <w:t xml:space="preserve">L’énergie est le moteur invisible qui alimente nos sociétés — de l’eau potable et des soins de santé à l’accès au numérique et aux opportunités économiques. Mais pour trop de personnes, ce moteur fait encore défaut. Ces lacunes ne sont pas seulement des défis techniques — ce sont des barrières au développement humain.  </w:t>
+        <w:t xml:space="preserve">L’énergie est le moteur invisible qui alimente nos sociétés — de l’eau potable et des soins de santé à l’accès numérique et aux opportunités économiques. Mais pour trop de personnes, ce moteur fait encore défaut.  </w:t>
       </w:r>
     </w:p>
     <w:p>
       <w:r>
-        <w:t xml:space="preserve">Dans ce chapitre, nous explorerons comment les systèmes énergétiques fonctionnent comme des réseaux interconnectés. Nous retracerons le flux d’énergie depuis des sources telles que les combustibles fossiles, l’hydroélectricité, le solaire et l’éolien, à travers des réseaux et des pipelines, jusqu’aux secteurs qui en dépendent — ménages, transports, industrie et agriculture.  </w:t>
+        <w:t xml:space="preserve">Dans ce chapitre, nous explorerons comment les systèmes énergétiques fonctionnent comme des réseaux interconnectés en suivant le flux d’énergie vers les secteurs qui en dépendent : les ménages, le transport, l’industrie et l’agriculture.  </w:t>
       </w:r>
     </w:p>
     <w:p>
       <w:r>
-        <w:t xml:space="preserve">Nous introduirons également un cadre critique : le trilemme énergétique. Équilibrer trois impératifs — sécurité, équité et durabilité. La sécurité signifie une fourniture fiable. L’équité signifie un accès abordable et universel. Et la durabilité implique la décarbonation de la production et de l’utilisation pour atteindre les objectifs climatiques.  </w:t>
+        <w:t xml:space="preserve">Nous introduirons également un cadre critique : le trilemme énergétique. Équilibrer trois impératifs : la sécurité, l’équité et la durabilité. La sécurité signifie un approvisionnement fiable. L’équité signifie un accès abordable et universel qui reconnaît les disparités existantes. Et la durabilité implique la décarbonation de la production et de l’utilisation pour atteindre les objectifs climatiques.  </w:t>
       </w:r>
     </w:p>
     <w:p>
@@ -29,7 +29,7 @@
     </w:p>
     <w:p>
       <w:r>
-        <w:t>À la fin de ce chapitre, vous comprendrez pourquoi l’énergie durable ne se limite pas à des technologies plus propres. Il s’agit d’une réforme systémique — allant de l’investissement et de la régulation, à l’innovation numérique et aux modèles décentralisés — tous visant à garantir un avenir énergétique juste et résilient pour tous.</w:t>
+        <w:t>À la fin de ce chapitre, vous comprendrez pourquoi l’énergie durable ne se limite pas à des technologies plus propres. Il s’agit d’une réforme systémique, allant de l’investissement et de la réglementation à l’innovation numérique et aux modèles décentralisés, tous visant à garantir un avenir énergétique juste et résilient pour tous.</w:t>
       </w:r>
     </w:p>
     <w:sectPr>
